--- a/public/gallery/examples/marketing-manager/en/resume.docx
+++ b/public/gallery/examples/marketing-manager/en/resume.docx
@@ -66,7 +66,7 @@
         </w:rPr>
         <w:t xml:space="preserve">📧 </w:t>
       </w:r>
-      <w:hyperlink w:history="1" r:id="rIdgmohrqplhnkpgowmd0v5z">
+      <w:hyperlink w:history="1" r:id="rIdcl5trjbcqfcgy8rtz4wyr">
         <w:r>
           <w:rPr>
             <w:sz w:val="18"/>
@@ -89,7 +89,7 @@
         </w:rPr>
         <w:t xml:space="preserve">🔗 </w:t>
       </w:r>
-      <w:hyperlink w:history="1" r:id="rIdf50monoz4p6omuyo1jegv">
+      <w:hyperlink w:history="1" r:id="rIdhztlubipsll2lcoshrk6m">
         <w:r>
           <w:rPr>
             <w:sz w:val="18"/>
@@ -124,7 +124,7 @@
         <w:spacing w:after="200" w:line="276"/>
         <w:jc w:val="center"/>
       </w:pPr>
-      <w:hyperlink w:history="1" r:id="rIdfnmy3zbvfjfpelo7iumq7">
+      <w:hyperlink w:history="1" r:id="rIdmsi2flv-xwyccnnfyc2di">
         <w:r>
           <w:rPr>
             <w:sz w:val="18"/>
@@ -140,7 +140,7 @@
         </w:rPr>
         <w:t xml:space="preserve"> • </w:t>
       </w:r>
-      <w:hyperlink w:history="1" r:id="rIdi1mgpetbvvjkob-_hkiix">
+      <w:hyperlink w:history="1" r:id="rId3ijmrg2reo2tj1nskgmqp">
         <w:r>
           <w:rPr>
             <w:sz w:val="18"/>
@@ -156,7 +156,7 @@
         </w:rPr>
         <w:t xml:space="preserve"> • </w:t>
       </w:r>
-      <w:hyperlink w:history="1" r:id="rId_pda_ftimxpeaclxzjf0u">
+      <w:hyperlink w:history="1" r:id="rIderfwm9xpb_w49ww7gisng">
         <w:r>
           <w:rPr>
             <w:sz w:val="18"/>
@@ -303,7 +303,7 @@
         </w:rPr>
         <w:t xml:space="preserve">	</w:t>
       </w:r>
-      <w:hyperlink w:history="1" r:id="rIddhsqnv5ifntcxqbpdjjbw">
+      <w:hyperlink w:history="1" r:id="rId5oexrc6mudxbpnz4avgmj">
         <w:r>
           <w:rPr>
             <w:sz w:val="18"/>
@@ -428,7 +428,7 @@
         </w:rPr>
         <w:t xml:space="preserve">	</w:t>
       </w:r>
-      <w:hyperlink w:history="1" r:id="rIdxdi1h0mgy-yrq2eiwbj_k">
+      <w:hyperlink w:history="1" r:id="rIdcp0shq2o7chqp7nxnrzls">
         <w:r>
           <w:rPr>
             <w:sz w:val="18"/>
@@ -572,7 +572,7 @@
         </w:rPr>
         <w:t xml:space="preserve">	</w:t>
       </w:r>
-      <w:hyperlink w:history="1" r:id="rIdlxb3po8esw1jhtoc-pdhp">
+      <w:hyperlink w:history="1" r:id="rIdqdb8fibdifukyxmdx5fnw">
         <w:r>
           <w:rPr>
             <w:sz w:val="18"/>
@@ -754,7 +754,7 @@
         </w:rPr>
         <w:t xml:space="preserve">	</w:t>
       </w:r>
-      <w:hyperlink w:history="1" r:id="rId2jb4r0ltfnijv6alup5lr">
+      <w:hyperlink w:history="1" r:id="rId19hv9udz-ewaf3uepku7d">
         <w:r>
           <w:rPr>
             <w:sz w:val="18"/>
@@ -936,7 +936,7 @@
         </w:rPr>
         <w:t xml:space="preserve">	</w:t>
       </w:r>
-      <w:hyperlink w:history="1" r:id="rIdtia4iksxt3tdtzhtp96vi">
+      <w:hyperlink w:history="1" r:id="rIdqy-nrftv5xdwa8nv7sk9f">
         <w:r>
           <w:rPr>
             <w:sz w:val="18"/>
@@ -1465,7 +1465,7 @@
         </w:rPr>
         <w:t xml:space="preserve">	</w:t>
       </w:r>
-      <w:hyperlink w:history="1" r:id="rIda_n3vvgcbmdcdg_zh_df8">
+      <w:hyperlink w:history="1" r:id="rIdp7dywf8ulhmi3aidjtkky">
         <w:r>
           <w:rPr>
             <w:sz w:val="18"/>
@@ -1531,7 +1531,7 @@
         </w:rPr>
         <w:t xml:space="preserve">	</w:t>
       </w:r>
-      <w:hyperlink w:history="1" r:id="rIdd3tp4sybfhkdhb8npq54f">
+      <w:hyperlink w:history="1" r:id="rIddcycmnfe4pdxqdongg-ox">
         <w:r>
           <w:rPr>
             <w:sz w:val="18"/>
@@ -1597,7 +1597,7 @@
         </w:rPr>
         <w:t xml:space="preserve">	</w:t>
       </w:r>
-      <w:hyperlink w:history="1" r:id="rIdsvs9obxnxpjo-nuzugnry">
+      <w:hyperlink w:history="1" r:id="rIdsar_47oppyivjbvplobce">
         <w:r>
           <w:rPr>
             <w:sz w:val="18"/>
@@ -1682,7 +1682,7 @@
         </w:rPr>
         <w:t xml:space="preserve">	</w:t>
       </w:r>
-      <w:hyperlink w:history="1" r:id="rId_2yrsk4yxkq4dnmb8-a2y">
+      <w:hyperlink w:history="1" r:id="rIdu1lou9bwok0usspor9nmn">
         <w:r>
           <w:rPr>
             <w:sz w:val="18"/>
@@ -1786,7 +1786,7 @@
         </w:rPr>
         <w:t xml:space="preserve">	</w:t>
       </w:r>
-      <w:hyperlink w:history="1" r:id="rIdcvxtoeb4feskmmnhrbrki">
+      <w:hyperlink w:history="1" r:id="rIdm4_prvinut82tadrszpyz">
         <w:r>
           <w:rPr>
             <w:sz w:val="18"/>
@@ -1909,7 +1909,7 @@
         </w:rPr>
         <w:t xml:space="preserve">	</w:t>
       </w:r>
-      <w:hyperlink w:history="1" r:id="rIduwj7qjehna1zxouds0kum">
+      <w:hyperlink w:history="1" r:id="rIdcnjoax33zle0_nroyy8rt">
         <w:r>
           <w:rPr>
             <w:sz w:val="18"/>
@@ -2034,7 +2034,7 @@
         </w:rPr>
         <w:t xml:space="preserve">	</w:t>
       </w:r>
-      <w:hyperlink w:history="1" r:id="rIdgo45xb8kzht7_4javpyaj">
+      <w:hyperlink w:history="1" r:id="rIdagbp6u8-pyjwvjeikrlz6">
         <w:r>
           <w:rPr>
             <w:sz w:val="18"/>
@@ -2260,7 +2260,7 @@
         </w:rPr>
         <w:t xml:space="preserve">	</w:t>
       </w:r>
-      <w:hyperlink w:history="1" r:id="rIdrykdor12roe_mprzckslr">
+      <w:hyperlink w:history="1" r:id="rIdwlbldqkskkjwxtl7hojnc">
         <w:r>
           <w:rPr>
             <w:sz w:val="18"/>
@@ -2364,7 +2364,7 @@
         </w:rPr>
         <w:t xml:space="preserve">	</w:t>
       </w:r>
-      <w:hyperlink w:history="1" r:id="rIdiy1zaevpvyhglsxiq-vwa">
+      <w:hyperlink w:history="1" r:id="rIdxfdsouynxm34jhakbnqio">
         <w:r>
           <w:rPr>
             <w:sz w:val="18"/>
